--- a/landing/src/content/docs/troubleshooting/browser-terminal.md.docx
+++ b/landing/src/content/docs/troubleshooting/browser-terminal.md.docx
@@ -85,6 +85,7 @@
           <w:numId w:val="1"/>
         </w:numPr>
         <w:ind w:left="720" w:hanging="360"/>
+        <w:rPr/>
       </w:pPr>
       <w:r>
         <w:rPr>
@@ -100,6 +101,7 @@
           <w:numId w:val="1"/>
         </w:numPr>
         <w:ind w:left="720" w:hanging="360"/>
+        <w:rPr/>
       </w:pPr>
       <w:r>
         <w:rPr>
@@ -115,6 +117,7 @@
           <w:numId w:val="1"/>
         </w:numPr>
         <w:ind w:left="720" w:hanging="360"/>
+        <w:rPr/>
       </w:pPr>
       <w:r>
         <w:rPr>
@@ -130,6 +133,7 @@
           <w:numId w:val="1"/>
         </w:numPr>
         <w:ind w:left="720" w:hanging="360"/>
+        <w:rPr/>
       </w:pPr>
       <w:r>
         <w:rPr>
@@ -145,6 +149,7 @@
           <w:numId w:val="1"/>
         </w:numPr>
         <w:ind w:left="720" w:hanging="360"/>
+        <w:rPr/>
       </w:pPr>
       <w:r>
         <w:rPr>
@@ -160,6 +165,7 @@
           <w:numId w:val="1"/>
         </w:numPr>
         <w:ind w:left="720" w:hanging="360"/>
+        <w:rPr/>
       </w:pPr>
       <w:r>
         <w:rPr>
@@ -175,6 +181,7 @@
           <w:numId w:val="1"/>
         </w:numPr>
         <w:ind w:left="720" w:hanging="360"/>
+        <w:rPr/>
       </w:pPr>
       <w:r>
         <w:rPr>
@@ -228,7 +235,7 @@
         <w:pStyle w:val="Heading2"/>
         <w:rPr/>
       </w:pPr>
-      <w:bookmarkStart w:colFirst="0" w:colLast="0" w:name="_hpb6y4u3gwvk" w:id="0"/>
+      <w:bookmarkStart w:colFirst="0" w:colLast="0" w:name="_flxcfgjg1o57" w:id="0"/>
       <w:bookmarkEnd w:id="0"/>
       <w:r>
         <w:rPr>
@@ -318,7 +325,7 @@
         <w:pStyle w:val="Heading2"/>
         <w:rPr/>
       </w:pPr>
-      <w:bookmarkStart w:colFirst="0" w:colLast="0" w:name="_tgqaprgt04mx" w:id="1"/>
+      <w:bookmarkStart w:colFirst="0" w:colLast="0" w:name="_d8ejutcskx6" w:id="1"/>
       <w:bookmarkEnd w:id="1"/>
       <w:r>
         <w:rPr>
@@ -334,6 +341,7 @@
           <w:numId w:val="2"/>
         </w:numPr>
         <w:ind w:left="720" w:hanging="360"/>
+        <w:rPr/>
       </w:pPr>
       <w:r>
         <w:rPr>
@@ -349,6 +357,7 @@
           <w:numId w:val="2"/>
         </w:numPr>
         <w:ind w:left="720" w:hanging="360"/>
+        <w:rPr/>
       </w:pPr>
       <w:r>
         <w:rPr>
@@ -378,6 +387,7 @@
           <w:numId w:val="2"/>
         </w:numPr>
         <w:ind w:left="720" w:hanging="360"/>
+        <w:rPr/>
       </w:pPr>
       <w:r>
         <w:rPr>
@@ -393,6 +403,7 @@
           <w:numId w:val="2"/>
         </w:numPr>
         <w:ind w:left="720" w:hanging="360"/>
+        <w:rPr/>
       </w:pPr>
       <w:r>
         <w:rPr>
@@ -436,6 +447,7 @@
           <w:numId w:val="2"/>
         </w:numPr>
         <w:ind w:left="720" w:hanging="360"/>
+        <w:rPr/>
       </w:pPr>
       <w:r>
         <w:rPr>
@@ -499,7 +511,7 @@
         <w:pStyle w:val="Heading2"/>
         <w:rPr/>
       </w:pPr>
-      <w:bookmarkStart w:colFirst="0" w:colLast="0" w:name="_fld0cosxkl6z" w:id="2"/>
+      <w:bookmarkStart w:colFirst="0" w:colLast="0" w:name="_bj1kfuzhldng" w:id="2"/>
       <w:bookmarkEnd w:id="2"/>
       <w:r>
         <w:rPr>
@@ -566,7 +578,7 @@
         <w:pStyle w:val="Heading2"/>
         <w:rPr/>
       </w:pPr>
-      <w:bookmarkStart w:colFirst="0" w:colLast="0" w:name="_olkqz4ej07tn" w:id="3"/>
+      <w:bookmarkStart w:colFirst="0" w:colLast="0" w:name="_2geqp11a7sii" w:id="3"/>
       <w:bookmarkEnd w:id="3"/>
       <w:r>
         <w:rPr>
@@ -656,7 +668,7 @@
         <w:pStyle w:val="Heading2"/>
         <w:rPr/>
       </w:pPr>
-      <w:bookmarkStart w:colFirst="0" w:colLast="0" w:name="_g87d4qm86ztk" w:id="4"/>
+      <w:bookmarkStart w:colFirst="0" w:colLast="0" w:name="_n4yx415rorwy" w:id="4"/>
       <w:bookmarkEnd w:id="4"/>
       <w:r>
         <w:rPr>
@@ -681,7 +693,7 @@
         <w:pStyle w:val="Heading2"/>
         <w:rPr/>
       </w:pPr>
-      <w:bookmarkStart w:colFirst="0" w:colLast="0" w:name="_if97u2aynbs5" w:id="5"/>
+      <w:bookmarkStart w:colFirst="0" w:colLast="0" w:name="_sle0ci4eyurw" w:id="5"/>
       <w:bookmarkEnd w:id="5"/>
       <w:r>
         <w:rPr>
